--- a/Postenblaetter/15MNB8VCX1.docx
+++ b/Postenblaetter/15MNB8VCX1.docx
@@ -27,16 +27,7 @@
     <w:p>
       <w:pPr>
         <w:pStyle w:val="1EbeneStandarttext"/>
-        <w:rPr>
-          <w:bCs/>
-        </w:rPr>
-      </w:pPr>
-      <w:r>
-        <w:rPr>
-          <w:bCs/>
-        </w:rPr>
-        <w:t>Für was steht das A im FAST Schema?</w:t>
-      </w:r>
+      </w:pPr>
     </w:p>
     <w:p>
       <w:pPr>
@@ -46,9 +37,15 @@
     <w:p>
       <w:pPr>
         <w:pStyle w:val="1EbeneStandarttext"/>
-      </w:pPr>
-      <w:r>
-        <w:t>__________________________________________________________________________</w:t>
+        <w:rPr>
+          <w:color w:val="EE0000"/>
+        </w:rPr>
+      </w:pPr>
+      <w:r>
+        <w:rPr>
+          <w:color w:val="EE0000"/>
+        </w:rPr>
+        <w:t>Diese Lösungen sind mittels eines Transits über eine andere Teilgruppe an die Zentrale zu übermitteln (Zusatzpunkte)</w:t>
       </w:r>
     </w:p>
     <w:p>
@@ -59,43 +56,51 @@
     <w:p>
       <w:pPr>
         <w:pStyle w:val="1EbeneStandarttext"/>
-        <w:rPr>
-          <w:bCs/>
-        </w:rPr>
-      </w:pPr>
-      <w:r>
-        <w:rPr>
-          <w:bCs/>
-        </w:rPr>
-        <w:t>Wie lauten die Koordinaten des Lagerhauses?</w:t>
-      </w:r>
+      </w:pPr>
     </w:p>
     <w:p>
       <w:pPr>
         <w:pStyle w:val="1EbeneStandarttext"/>
         <w:rPr>
           <w:bCs/>
-          <w:u w:val="none"/>
-        </w:rPr>
-      </w:pPr>
+        </w:rPr>
+      </w:pPr>
+      <w:r>
+        <w:rPr>
+          <w:bCs/>
+        </w:rPr>
+        <w:t>Wie lauten die Koordinaten des Lagerhauses?</w:t>
+      </w:r>
     </w:p>
     <w:p>
       <w:pPr>
         <w:pStyle w:val="1EbeneStandarttext"/>
         <w:rPr>
-          <w:u w:val="none"/>
-        </w:rPr>
-      </w:pPr>
-      <w:r>
-        <w:rPr>
           <w:bCs/>
           <w:u w:val="none"/>
         </w:rPr>
+      </w:pPr>
+    </w:p>
+    <w:p>
+      <w:pPr>
+        <w:pStyle w:val="1EbeneStandarttext"/>
+        <w:rPr>
+          <w:u w:val="none"/>
+          <w:lang w:val="it-IT"/>
+        </w:rPr>
+      </w:pPr>
+      <w:r>
+        <w:rPr>
+          <w:bCs/>
+          <w:u w:val="none"/>
+          <w:lang w:val="it-IT"/>
+        </w:rPr>
         <w:t>[  ]</w:t>
       </w:r>
       <w:r>
         <w:rPr>
           <w:u w:val="none"/>
+          <w:lang w:val="it-IT"/>
         </w:rPr>
         <w:t> </w:t>
       </w:r>
@@ -103,6 +108,7 @@
         <w:rPr>
           <w:b w:val="0"/>
           <w:u w:val="none"/>
+          <w:lang w:val="it-IT"/>
         </w:rPr>
         <w:t>2'749'150, 1'244’430</w:t>
       </w:r>
@@ -110,6 +116,7 @@
         <w:rPr>
           <w:b w:val="0"/>
           <w:u w:val="none"/>
+          <w:lang w:val="it-IT"/>
         </w:rPr>
         <w:tab/>
       </w:r>
@@ -117,6 +124,7 @@
         <w:rPr>
           <w:b w:val="0"/>
           <w:u w:val="none"/>
+          <w:lang w:val="it-IT"/>
         </w:rPr>
         <w:tab/>
       </w:r>
@@ -124,6 +132,7 @@
         <w:rPr>
           <w:b w:val="0"/>
           <w:u w:val="none"/>
+          <w:lang w:val="it-IT"/>
         </w:rPr>
         <w:tab/>
       </w:r>
@@ -131,6 +140,7 @@
         <w:rPr>
           <w:b w:val="0"/>
           <w:u w:val="none"/>
+          <w:lang w:val="it-IT"/>
         </w:rPr>
         <w:tab/>
       </w:r>
@@ -138,6 +148,7 @@
         <w:rPr>
           <w:b w:val="0"/>
           <w:u w:val="none"/>
+          <w:lang w:val="it-IT"/>
         </w:rPr>
         <w:tab/>
       </w:r>
@@ -145,6 +156,7 @@
         <w:rPr>
           <w:b w:val="0"/>
           <w:u w:val="none"/>
+          <w:lang w:val="it-IT"/>
         </w:rPr>
         <w:tab/>
       </w:r>
@@ -152,6 +164,7 @@
         <w:rPr>
           <w:b w:val="0"/>
           <w:u w:val="none"/>
+          <w:lang w:val="it-IT"/>
         </w:rPr>
         <w:tab/>
       </w:r>
@@ -159,6 +172,7 @@
         <w:rPr>
           <w:b w:val="0"/>
           <w:u w:val="none"/>
+          <w:lang w:val="it-IT"/>
         </w:rPr>
         <w:tab/>
         <w:t> </w:t>
@@ -167,6 +181,7 @@
         <w:rPr>
           <w:b w:val="0"/>
           <w:u w:val="none"/>
+          <w:lang w:val="it-IT"/>
         </w:rPr>
         <w:tab/>
       </w:r>
@@ -174,6 +189,7 @@
         <w:rPr>
           <w:b w:val="0"/>
           <w:u w:val="none"/>
+          <w:lang w:val="it-IT"/>
         </w:rPr>
         <w:t>I</w:t>
       </w:r>
@@ -183,18 +199,21 @@
         <w:pStyle w:val="1EbeneStandarttext"/>
         <w:rPr>
           <w:u w:val="none"/>
+          <w:lang w:val="it-IT"/>
         </w:rPr>
       </w:pPr>
       <w:r>
         <w:rPr>
           <w:bCs/>
           <w:u w:val="none"/>
+          <w:lang w:val="it-IT"/>
         </w:rPr>
         <w:t>[  ]</w:t>
       </w:r>
       <w:r>
         <w:rPr>
           <w:u w:val="none"/>
+          <w:lang w:val="it-IT"/>
         </w:rPr>
         <w:t> </w:t>
       </w:r>
@@ -202,6 +221,7 @@
         <w:rPr>
           <w:b w:val="0"/>
           <w:u w:val="none"/>
+          <w:lang w:val="it-IT"/>
         </w:rPr>
         <w:t>2'749'490, 1'243’460</w:t>
       </w:r>
@@ -209,6 +229,7 @@
         <w:rPr>
           <w:b w:val="0"/>
           <w:u w:val="none"/>
+          <w:lang w:val="it-IT"/>
         </w:rPr>
         <w:tab/>
       </w:r>
@@ -216,6 +237,7 @@
         <w:rPr>
           <w:b w:val="0"/>
           <w:u w:val="none"/>
+          <w:lang w:val="it-IT"/>
         </w:rPr>
         <w:tab/>
       </w:r>
@@ -223,6 +245,7 @@
         <w:rPr>
           <w:b w:val="0"/>
           <w:u w:val="none"/>
+          <w:lang w:val="it-IT"/>
         </w:rPr>
         <w:tab/>
       </w:r>
@@ -230,6 +253,7 @@
         <w:rPr>
           <w:b w:val="0"/>
           <w:u w:val="none"/>
+          <w:lang w:val="it-IT"/>
         </w:rPr>
         <w:tab/>
       </w:r>
@@ -237,6 +261,7 @@
         <w:rPr>
           <w:b w:val="0"/>
           <w:u w:val="none"/>
+          <w:lang w:val="it-IT"/>
         </w:rPr>
         <w:tab/>
       </w:r>
@@ -244,6 +269,7 @@
         <w:rPr>
           <w:b w:val="0"/>
           <w:u w:val="none"/>
+          <w:lang w:val="it-IT"/>
         </w:rPr>
         <w:tab/>
       </w:r>
@@ -251,6 +277,7 @@
         <w:rPr>
           <w:b w:val="0"/>
           <w:u w:val="none"/>
+          <w:lang w:val="it-IT"/>
         </w:rPr>
         <w:tab/>
       </w:r>
@@ -258,6 +285,7 @@
         <w:rPr>
           <w:b w:val="0"/>
           <w:u w:val="none"/>
+          <w:lang w:val="it-IT"/>
         </w:rPr>
         <w:tab/>
         <w:t> </w:t>
@@ -266,6 +294,7 @@
         <w:rPr>
           <w:b w:val="0"/>
           <w:u w:val="none"/>
+          <w:lang w:val="it-IT"/>
         </w:rPr>
         <w:tab/>
         <w:t>C</w:t>
@@ -273,6 +302,7 @@
       <w:r>
         <w:rPr>
           <w:u w:val="none"/>
+          <w:lang w:val="it-IT"/>
         </w:rPr>
         <w:t> </w:t>
       </w:r>
@@ -464,8 +494,12 @@
       </w:r>
     </w:p>
     <w:sectPr>
-      <w:headerReference w:type="default" r:id="rId11"/>
-      <w:footerReference w:type="default" r:id="rId12"/>
+      <w:headerReference w:type="even" r:id="rId11"/>
+      <w:headerReference w:type="default" r:id="rId12"/>
+      <w:footerReference w:type="even" r:id="rId13"/>
+      <w:footerReference w:type="default" r:id="rId14"/>
+      <w:headerReference w:type="first" r:id="rId15"/>
+      <w:footerReference w:type="first" r:id="rId16"/>
       <w:pgSz w:w="11906" w:h="16838"/>
       <w:pgMar w:top="1417" w:right="1417" w:bottom="1134" w:left="1417" w:header="708" w:footer="708" w:gutter="0"/>
       <w:cols w:space="708"/>
@@ -495,6 +529,16 @@
 </file>
 
 <file path=word/footer1.xml><?xml version="1.0" encoding="utf-8"?>
+<w:ftr xmlns:wpc="http://schemas.microsoft.com/office/word/2010/wordprocessingCanvas" xmlns:cx="http://schemas.microsoft.com/office/drawing/2014/chartex" xmlns:cx1="http://schemas.microsoft.com/office/drawing/2015/9/8/chartex" xmlns:cx2="http://schemas.microsoft.com/office/drawing/2015/10/21/chartex" xmlns:cx3="http://schemas.microsoft.com/office/drawing/2016/5/9/chartex" xmlns:cx4="http://schemas.microsoft.com/office/drawing/2016/5/10/chartex" xmlns:cx5="http://schemas.microsoft.com/office/drawing/2016/5/11/chartex" xmlns:cx6="http://schemas.microsoft.com/office/drawing/2016/5/12/chartex" xmlns:cx7="http://schemas.microsoft.com/office/drawing/2016/5/13/chartex" xmlns:cx8="http://schemas.microsoft.com/office/drawing/2016/5/14/chartex" xmlns:mc="http://schemas.openxmlformats.org/markup-compatibility/2006" xmlns:aink="http://schemas.microsoft.com/office/drawing/2016/ink" xmlns:am3d="http://schemas.microsoft.com/office/drawing/2017/model3d" xmlns:o="urn:schemas-microsoft-com:office:office" xmlns:oel="http://schemas.microsoft.com/office/2019/extlst" xmlns:r="http://schemas.openxmlformats.org/officeDocument/2006/relationships" xmlns:m="http://schemas.openxmlformats.org/officeDocument/2006/math" xmlns:v="urn:schemas-microsoft-com:vml" xmlns:wp14="http://schemas.microsoft.com/office/word/2010/wordprocessingDrawing" xmlns:wp="http://schemas.openxmlformats.org/drawingml/2006/wordprocessingDrawing" xmlns:w10="urn:schemas-microsoft-com:office:word" xmlns:w="http://schemas.openxmlformats.org/wordprocessingml/2006/main" xmlns:w14="http://schemas.microsoft.com/office/word/2010/wordml" xmlns:w15="http://schemas.microsoft.com/office/word/2012/wordml" xmlns:w16cex="http://schemas.microsoft.com/office/word/2018/wordml/cex" xmlns:w16cid="http://schemas.microsoft.com/office/word/2016/wordml/cid" xmlns:w16="http://schemas.microsoft.com/office/word/2018/wordml" xmlns:w16du="http://schemas.microsoft.com/office/word/2023/wordml/word16du" xmlns:w16sdtdh="http://schemas.microsoft.com/office/word/2020/wordml/sdtdatahash" xmlns:w16sdtfl="http://schemas.microsoft.com/office/word/2024/wordml/sdtformatlock" xmlns:w16se="http://schemas.microsoft.com/office/word/2015/wordml/symex" xmlns:wpg="http://schemas.microsoft.com/office/word/2010/wordprocessingGroup" xmlns:wpi="http://schemas.microsoft.com/office/word/2010/wordprocessingInk" xmlns:wne="http://schemas.microsoft.com/office/word/2006/wordml" xmlns:wps="http://schemas.microsoft.com/office/word/2010/wordprocessingShape" mc:Ignorable="w14 w15 w16se w16cid w16 w16cex w16sdtdh w16sdtfl w16du wp14">
+  <w:p>
+    <w:pPr>
+      <w:pStyle w:val="Fuzeile"/>
+    </w:pPr>
+  </w:p>
+</w:ftr>
+</file>
+
+<file path=word/footer2.xml><?xml version="1.0" encoding="utf-8"?>
 <w:ftr xmlns:wpc="http://schemas.microsoft.com/office/word/2010/wordprocessingCanvas" xmlns:cx="http://schemas.microsoft.com/office/drawing/2014/chartex" xmlns:cx1="http://schemas.microsoft.com/office/drawing/2015/9/8/chartex" xmlns:cx2="http://schemas.microsoft.com/office/drawing/2015/10/21/chartex" xmlns:cx3="http://schemas.microsoft.com/office/drawing/2016/5/9/chartex" xmlns:cx4="http://schemas.microsoft.com/office/drawing/2016/5/10/chartex" xmlns:cx5="http://schemas.microsoft.com/office/drawing/2016/5/11/chartex" xmlns:cx6="http://schemas.microsoft.com/office/drawing/2016/5/12/chartex" xmlns:cx7="http://schemas.microsoft.com/office/drawing/2016/5/13/chartex" xmlns:cx8="http://schemas.microsoft.com/office/drawing/2016/5/14/chartex" xmlns:mc="http://schemas.openxmlformats.org/markup-compatibility/2006" xmlns:aink="http://schemas.microsoft.com/office/drawing/2016/ink" xmlns:am3d="http://schemas.microsoft.com/office/drawing/2017/model3d" xmlns:o="urn:schemas-microsoft-com:office:office" xmlns:oel="http://schemas.microsoft.com/office/2019/extlst" xmlns:r="http://schemas.openxmlformats.org/officeDocument/2006/relationships" xmlns:m="http://schemas.openxmlformats.org/officeDocument/2006/math" xmlns:v="urn:schemas-microsoft-com:vml" xmlns:wp14="http://schemas.microsoft.com/office/word/2010/wordprocessingDrawing" xmlns:wp="http://schemas.openxmlformats.org/drawingml/2006/wordprocessingDrawing" xmlns:w10="urn:schemas-microsoft-com:office:word" xmlns:w="http://schemas.openxmlformats.org/wordprocessingml/2006/main" xmlns:w14="http://schemas.microsoft.com/office/word/2010/wordml" xmlns:w15="http://schemas.microsoft.com/office/word/2012/wordml" xmlns:w16cex="http://schemas.microsoft.com/office/word/2018/wordml/cex" xmlns:w16cid="http://schemas.microsoft.com/office/word/2016/wordml/cid" xmlns:w16="http://schemas.microsoft.com/office/word/2018/wordml" xmlns:w16du="http://schemas.microsoft.com/office/word/2023/wordml/word16du" xmlns:w16sdtdh="http://schemas.microsoft.com/office/word/2020/wordml/sdtdatahash" xmlns:w16sdtfl="http://schemas.microsoft.com/office/word/2024/wordml/sdtformatlock" xmlns:w16se="http://schemas.microsoft.com/office/word/2015/wordml/symex" xmlns:wpg="http://schemas.microsoft.com/office/word/2010/wordprocessingGroup" xmlns:wpi="http://schemas.microsoft.com/office/word/2010/wordprocessingInk" xmlns:wne="http://schemas.microsoft.com/office/word/2006/wordml" xmlns:wps="http://schemas.microsoft.com/office/word/2010/wordprocessingShape" mc:Ignorable="w14 w15 w16se w16cid w16 w16cex w16sdtdh w16sdtfl w16du wp14">
   <w:p>
     <w:pPr>
@@ -605,16 +649,20 @@
     <w:sdt>
       <w:sdtPr>
         <w:id w:val="-259292323"/>
-        <w:date w:fullDate="2023-09-28T00:00:00Z">
+        <w:date w:fullDate="2026-09-28T00:00:00Z">
           <w:dateFormat w:val="dd.MM.yyyy"/>
           <w:lid w:val="de-CH"/>
           <w:storeMappedDataAs w:val="dateTime"/>
           <w:calendar w:val="gregorian"/>
         </w:date>
       </w:sdtPr>
+      <w:sdtEndPr/>
       <w:sdtContent>
         <w:r>
-          <w:t>28.09.2023</w:t>
+          <w:t>28.09.202</w:t>
+        </w:r>
+        <w:r>
+          <w:t>6</w:t>
         </w:r>
       </w:sdtContent>
     </w:sdt>
@@ -716,6 +764,16 @@
 </w:ftr>
 </file>
 
+<file path=word/footer3.xml><?xml version="1.0" encoding="utf-8"?>
+<w:ftr xmlns:wpc="http://schemas.microsoft.com/office/word/2010/wordprocessingCanvas" xmlns:cx="http://schemas.microsoft.com/office/drawing/2014/chartex" xmlns:cx1="http://schemas.microsoft.com/office/drawing/2015/9/8/chartex" xmlns:cx2="http://schemas.microsoft.com/office/drawing/2015/10/21/chartex" xmlns:cx3="http://schemas.microsoft.com/office/drawing/2016/5/9/chartex" xmlns:cx4="http://schemas.microsoft.com/office/drawing/2016/5/10/chartex" xmlns:cx5="http://schemas.microsoft.com/office/drawing/2016/5/11/chartex" xmlns:cx6="http://schemas.microsoft.com/office/drawing/2016/5/12/chartex" xmlns:cx7="http://schemas.microsoft.com/office/drawing/2016/5/13/chartex" xmlns:cx8="http://schemas.microsoft.com/office/drawing/2016/5/14/chartex" xmlns:mc="http://schemas.openxmlformats.org/markup-compatibility/2006" xmlns:aink="http://schemas.microsoft.com/office/drawing/2016/ink" xmlns:am3d="http://schemas.microsoft.com/office/drawing/2017/model3d" xmlns:o="urn:schemas-microsoft-com:office:office" xmlns:oel="http://schemas.microsoft.com/office/2019/extlst" xmlns:r="http://schemas.openxmlformats.org/officeDocument/2006/relationships" xmlns:m="http://schemas.openxmlformats.org/officeDocument/2006/math" xmlns:v="urn:schemas-microsoft-com:vml" xmlns:wp14="http://schemas.microsoft.com/office/word/2010/wordprocessingDrawing" xmlns:wp="http://schemas.openxmlformats.org/drawingml/2006/wordprocessingDrawing" xmlns:w10="urn:schemas-microsoft-com:office:word" xmlns:w="http://schemas.openxmlformats.org/wordprocessingml/2006/main" xmlns:w14="http://schemas.microsoft.com/office/word/2010/wordml" xmlns:w15="http://schemas.microsoft.com/office/word/2012/wordml" xmlns:w16cex="http://schemas.microsoft.com/office/word/2018/wordml/cex" xmlns:w16cid="http://schemas.microsoft.com/office/word/2016/wordml/cid" xmlns:w16="http://schemas.microsoft.com/office/word/2018/wordml" xmlns:w16du="http://schemas.microsoft.com/office/word/2023/wordml/word16du" xmlns:w16sdtdh="http://schemas.microsoft.com/office/word/2020/wordml/sdtdatahash" xmlns:w16sdtfl="http://schemas.microsoft.com/office/word/2024/wordml/sdtformatlock" xmlns:w16se="http://schemas.microsoft.com/office/word/2015/wordml/symex" xmlns:wpg="http://schemas.microsoft.com/office/word/2010/wordprocessingGroup" xmlns:wpi="http://schemas.microsoft.com/office/word/2010/wordprocessingInk" xmlns:wne="http://schemas.microsoft.com/office/word/2006/wordml" xmlns:wps="http://schemas.microsoft.com/office/word/2010/wordprocessingShape" mc:Ignorable="w14 w15 w16se w16cid w16 w16cex w16sdtdh w16sdtfl w16du wp14">
+  <w:p>
+    <w:pPr>
+      <w:pStyle w:val="Fuzeile"/>
+    </w:pPr>
+  </w:p>
+</w:ftr>
+</file>
+
 <file path=word/footnotes.xml><?xml version="1.0" encoding="utf-8"?>
 <w:footnotes xmlns:wpc="http://schemas.microsoft.com/office/word/2010/wordprocessingCanvas" xmlns:cx="http://schemas.microsoft.com/office/drawing/2014/chartex" xmlns:cx1="http://schemas.microsoft.com/office/drawing/2015/9/8/chartex" xmlns:cx2="http://schemas.microsoft.com/office/drawing/2015/10/21/chartex" xmlns:cx3="http://schemas.microsoft.com/office/drawing/2016/5/9/chartex" xmlns:cx4="http://schemas.microsoft.com/office/drawing/2016/5/10/chartex" xmlns:cx5="http://schemas.microsoft.com/office/drawing/2016/5/11/chartex" xmlns:cx6="http://schemas.microsoft.com/office/drawing/2016/5/12/chartex" xmlns:cx7="http://schemas.microsoft.com/office/drawing/2016/5/13/chartex" xmlns:cx8="http://schemas.microsoft.com/office/drawing/2016/5/14/chartex" xmlns:mc="http://schemas.openxmlformats.org/markup-compatibility/2006" xmlns:aink="http://schemas.microsoft.com/office/drawing/2016/ink" xmlns:am3d="http://schemas.microsoft.com/office/drawing/2017/model3d" xmlns:o="urn:schemas-microsoft-com:office:office" xmlns:oel="http://schemas.microsoft.com/office/2019/extlst" xmlns:r="http://schemas.openxmlformats.org/officeDocument/2006/relationships" xmlns:m="http://schemas.openxmlformats.org/officeDocument/2006/math" xmlns:v="urn:schemas-microsoft-com:vml" xmlns:wp14="http://schemas.microsoft.com/office/word/2010/wordprocessingDrawing" xmlns:wp="http://schemas.openxmlformats.org/drawingml/2006/wordprocessingDrawing" xmlns:w10="urn:schemas-microsoft-com:office:word" xmlns:w="http://schemas.openxmlformats.org/wordprocessingml/2006/main" xmlns:w14="http://schemas.microsoft.com/office/word/2010/wordml" xmlns:w15="http://schemas.microsoft.com/office/word/2012/wordml" xmlns:w16cex="http://schemas.microsoft.com/office/word/2018/wordml/cex" xmlns:w16cid="http://schemas.microsoft.com/office/word/2016/wordml/cid" xmlns:w16="http://schemas.microsoft.com/office/word/2018/wordml" xmlns:w16du="http://schemas.microsoft.com/office/word/2023/wordml/word16du" xmlns:w16sdtdh="http://schemas.microsoft.com/office/word/2020/wordml/sdtdatahash" xmlns:w16sdtfl="http://schemas.microsoft.com/office/word/2024/wordml/sdtformatlock" xmlns:w16se="http://schemas.microsoft.com/office/word/2015/wordml/symex" xmlns:wpg="http://schemas.microsoft.com/office/word/2010/wordprocessingGroup" xmlns:wpi="http://schemas.microsoft.com/office/word/2010/wordprocessingInk" xmlns:wne="http://schemas.microsoft.com/office/word/2006/wordml" xmlns:wps="http://schemas.microsoft.com/office/word/2010/wordprocessingShape" mc:Ignorable="w14 w15 w16se w16cid w16 w16cex w16sdtdh w16sdtfl w16du wp14">
   <w:footnote w:type="separator" w:id="-1">
@@ -736,6 +794,16 @@
 </file>
 
 <file path=word/header1.xml><?xml version="1.0" encoding="utf-8"?>
+<w:hdr xmlns:wpc="http://schemas.microsoft.com/office/word/2010/wordprocessingCanvas" xmlns:cx="http://schemas.microsoft.com/office/drawing/2014/chartex" xmlns:cx1="http://schemas.microsoft.com/office/drawing/2015/9/8/chartex" xmlns:cx2="http://schemas.microsoft.com/office/drawing/2015/10/21/chartex" xmlns:cx3="http://schemas.microsoft.com/office/drawing/2016/5/9/chartex" xmlns:cx4="http://schemas.microsoft.com/office/drawing/2016/5/10/chartex" xmlns:cx5="http://schemas.microsoft.com/office/drawing/2016/5/11/chartex" xmlns:cx6="http://schemas.microsoft.com/office/drawing/2016/5/12/chartex" xmlns:cx7="http://schemas.microsoft.com/office/drawing/2016/5/13/chartex" xmlns:cx8="http://schemas.microsoft.com/office/drawing/2016/5/14/chartex" xmlns:mc="http://schemas.openxmlformats.org/markup-compatibility/2006" xmlns:aink="http://schemas.microsoft.com/office/drawing/2016/ink" xmlns:am3d="http://schemas.microsoft.com/office/drawing/2017/model3d" xmlns:o="urn:schemas-microsoft-com:office:office" xmlns:oel="http://schemas.microsoft.com/office/2019/extlst" xmlns:r="http://schemas.openxmlformats.org/officeDocument/2006/relationships" xmlns:m="http://schemas.openxmlformats.org/officeDocument/2006/math" xmlns:v="urn:schemas-microsoft-com:vml" xmlns:wp14="http://schemas.microsoft.com/office/word/2010/wordprocessingDrawing" xmlns:wp="http://schemas.openxmlformats.org/drawingml/2006/wordprocessingDrawing" xmlns:w10="urn:schemas-microsoft-com:office:word" xmlns:w="http://schemas.openxmlformats.org/wordprocessingml/2006/main" xmlns:w14="http://schemas.microsoft.com/office/word/2010/wordml" xmlns:w15="http://schemas.microsoft.com/office/word/2012/wordml" xmlns:w16cex="http://schemas.microsoft.com/office/word/2018/wordml/cex" xmlns:w16cid="http://schemas.microsoft.com/office/word/2016/wordml/cid" xmlns:w16="http://schemas.microsoft.com/office/word/2018/wordml" xmlns:w16du="http://schemas.microsoft.com/office/word/2023/wordml/word16du" xmlns:w16sdtdh="http://schemas.microsoft.com/office/word/2020/wordml/sdtdatahash" xmlns:w16sdtfl="http://schemas.microsoft.com/office/word/2024/wordml/sdtformatlock" xmlns:w16se="http://schemas.microsoft.com/office/word/2015/wordml/symex" xmlns:wpg="http://schemas.microsoft.com/office/word/2010/wordprocessingGroup" xmlns:wpi="http://schemas.microsoft.com/office/word/2010/wordprocessingInk" xmlns:wne="http://schemas.microsoft.com/office/word/2006/wordml" xmlns:wps="http://schemas.microsoft.com/office/word/2010/wordprocessingShape" mc:Ignorable="w14 w15 w16se w16cid w16 w16cex w16sdtdh w16sdtfl w16du wp14">
+  <w:p>
+    <w:pPr>
+      <w:pStyle w:val="Kopfzeile"/>
+    </w:pPr>
+  </w:p>
+</w:hdr>
+</file>
+
+<file path=word/header2.xml><?xml version="1.0" encoding="utf-8"?>
 <w:hdr xmlns:wpc="http://schemas.microsoft.com/office/word/2010/wordprocessingCanvas" xmlns:cx="http://schemas.microsoft.com/office/drawing/2014/chartex" xmlns:cx1="http://schemas.microsoft.com/office/drawing/2015/9/8/chartex" xmlns:cx2="http://schemas.microsoft.com/office/drawing/2015/10/21/chartex" xmlns:cx3="http://schemas.microsoft.com/office/drawing/2016/5/9/chartex" xmlns:cx4="http://schemas.microsoft.com/office/drawing/2016/5/10/chartex" xmlns:cx5="http://schemas.microsoft.com/office/drawing/2016/5/11/chartex" xmlns:cx6="http://schemas.microsoft.com/office/drawing/2016/5/12/chartex" xmlns:cx7="http://schemas.microsoft.com/office/drawing/2016/5/13/chartex" xmlns:cx8="http://schemas.microsoft.com/office/drawing/2016/5/14/chartex" xmlns:mc="http://schemas.openxmlformats.org/markup-compatibility/2006" xmlns:aink="http://schemas.microsoft.com/office/drawing/2016/ink" xmlns:am3d="http://schemas.microsoft.com/office/drawing/2017/model3d" xmlns:o="urn:schemas-microsoft-com:office:office" xmlns:oel="http://schemas.microsoft.com/office/2019/extlst" xmlns:r="http://schemas.openxmlformats.org/officeDocument/2006/relationships" xmlns:m="http://schemas.openxmlformats.org/officeDocument/2006/math" xmlns:v="urn:schemas-microsoft-com:vml" xmlns:wp14="http://schemas.microsoft.com/office/word/2010/wordprocessingDrawing" xmlns:wp="http://schemas.openxmlformats.org/drawingml/2006/wordprocessingDrawing" xmlns:w10="urn:schemas-microsoft-com:office:word" xmlns:w="http://schemas.openxmlformats.org/wordprocessingml/2006/main" xmlns:w14="http://schemas.microsoft.com/office/word/2010/wordml" xmlns:w15="http://schemas.microsoft.com/office/word/2012/wordml" xmlns:w16cex="http://schemas.microsoft.com/office/word/2018/wordml/cex" xmlns:w16cid="http://schemas.microsoft.com/office/word/2016/wordml/cid" xmlns:w16="http://schemas.microsoft.com/office/word/2018/wordml" xmlns:w16du="http://schemas.microsoft.com/office/word/2023/wordml/word16du" xmlns:w16sdtdh="http://schemas.microsoft.com/office/word/2020/wordml/sdtdatahash" xmlns:w16sdtfl="http://schemas.microsoft.com/office/word/2024/wordml/sdtformatlock" xmlns:w16se="http://schemas.microsoft.com/office/word/2015/wordml/symex" xmlns:wpg="http://schemas.microsoft.com/office/word/2010/wordprocessingGroup" xmlns:wpi="http://schemas.microsoft.com/office/word/2010/wordprocessingInk" xmlns:wne="http://schemas.microsoft.com/office/word/2006/wordml" xmlns:wps="http://schemas.microsoft.com/office/word/2010/wordprocessingShape" mc:Ignorable="w14 w15 w16se w16cid w16 w16cex w16sdtdh w16sdtfl w16du wp14">
   <w:p>
     <w:pPr>
@@ -871,6 +939,16 @@
     </w:r>
   </w:p>
   <w:bookmarkEnd w:id="0"/>
+</w:hdr>
+</file>
+
+<file path=word/header3.xml><?xml version="1.0" encoding="utf-8"?>
+<w:hdr xmlns:wpc="http://schemas.microsoft.com/office/word/2010/wordprocessingCanvas" xmlns:cx="http://schemas.microsoft.com/office/drawing/2014/chartex" xmlns:cx1="http://schemas.microsoft.com/office/drawing/2015/9/8/chartex" xmlns:cx2="http://schemas.microsoft.com/office/drawing/2015/10/21/chartex" xmlns:cx3="http://schemas.microsoft.com/office/drawing/2016/5/9/chartex" xmlns:cx4="http://schemas.microsoft.com/office/drawing/2016/5/10/chartex" xmlns:cx5="http://schemas.microsoft.com/office/drawing/2016/5/11/chartex" xmlns:cx6="http://schemas.microsoft.com/office/drawing/2016/5/12/chartex" xmlns:cx7="http://schemas.microsoft.com/office/drawing/2016/5/13/chartex" xmlns:cx8="http://schemas.microsoft.com/office/drawing/2016/5/14/chartex" xmlns:mc="http://schemas.openxmlformats.org/markup-compatibility/2006" xmlns:aink="http://schemas.microsoft.com/office/drawing/2016/ink" xmlns:am3d="http://schemas.microsoft.com/office/drawing/2017/model3d" xmlns:o="urn:schemas-microsoft-com:office:office" xmlns:oel="http://schemas.microsoft.com/office/2019/extlst" xmlns:r="http://schemas.openxmlformats.org/officeDocument/2006/relationships" xmlns:m="http://schemas.openxmlformats.org/officeDocument/2006/math" xmlns:v="urn:schemas-microsoft-com:vml" xmlns:wp14="http://schemas.microsoft.com/office/word/2010/wordprocessingDrawing" xmlns:wp="http://schemas.openxmlformats.org/drawingml/2006/wordprocessingDrawing" xmlns:w10="urn:schemas-microsoft-com:office:word" xmlns:w="http://schemas.openxmlformats.org/wordprocessingml/2006/main" xmlns:w14="http://schemas.microsoft.com/office/word/2010/wordml" xmlns:w15="http://schemas.microsoft.com/office/word/2012/wordml" xmlns:w16cex="http://schemas.microsoft.com/office/word/2018/wordml/cex" xmlns:w16cid="http://schemas.microsoft.com/office/word/2016/wordml/cid" xmlns:w16="http://schemas.microsoft.com/office/word/2018/wordml" xmlns:w16du="http://schemas.microsoft.com/office/word/2023/wordml/word16du" xmlns:w16sdtdh="http://schemas.microsoft.com/office/word/2020/wordml/sdtdatahash" xmlns:w16sdtfl="http://schemas.microsoft.com/office/word/2024/wordml/sdtformatlock" xmlns:w16se="http://schemas.microsoft.com/office/word/2015/wordml/symex" xmlns:wpg="http://schemas.microsoft.com/office/word/2010/wordprocessingGroup" xmlns:wpi="http://schemas.microsoft.com/office/word/2010/wordprocessingInk" xmlns:wne="http://schemas.microsoft.com/office/word/2006/wordml" xmlns:wps="http://schemas.microsoft.com/office/word/2010/wordprocessingShape" mc:Ignorable="w14 w15 w16se w16cid w16 w16cex w16sdtdh w16sdtfl w16du wp14">
+  <w:p>
+    <w:pPr>
+      <w:pStyle w:val="Kopfzeile"/>
+    </w:pPr>
+  </w:p>
 </w:hdr>
 </file>
 
